--- a/Databricks_AI_Summit.docx
+++ b/Databricks_AI_Summit.docx
@@ -44,7 +44,7 @@
     <w:p>
       <w:r>
         <w:pict w14:anchorId="62B1769A">
-          <v:rect id="_x0000_i1043" style="width:0;height:1.5pt" o:hralign="center" o:hrstd="t" o:hr="t" fillcolor="#a0a0a0" stroked="f">
+          <v:rect id="_x0000_i1025" style="width:0;height:1.5pt" o:hralign="center" o:hrstd="t" o:hr="t" fillcolor="#a0a0a0" stroked="f">
             <v:textbox inset="5.85pt,.7pt,5.85pt,.7pt"/>
           </v:rect>
         </w:pict>
@@ -152,7 +152,7 @@
     <w:p>
       <w:r>
         <w:pict w14:anchorId="4D1FDF6A">
-          <v:rect id="_x0000_i1044" style="width:0;height:1.5pt" o:hralign="center" o:hrstd="t" o:hr="t" fillcolor="#a0a0a0" stroked="f">
+          <v:rect id="_x0000_i1026" style="width:0;height:1.5pt" o:hralign="center" o:hrstd="t" o:hr="t" fillcolor="#a0a0a0" stroked="f">
             <v:textbox inset="5.85pt,.7pt,5.85pt,.7pt"/>
           </v:rect>
         </w:pict>
@@ -1547,7 +1547,7 @@
     <w:p>
       <w:r>
         <w:pict w14:anchorId="5ACACDCF">
-          <v:rect id="_x0000_i1045" style="width:0;height:1.5pt" o:hralign="center" o:hrstd="t" o:hr="t" fillcolor="#a0a0a0" stroked="f">
+          <v:rect id="_x0000_i1027" style="width:0;height:1.5pt" o:hralign="center" o:hrstd="t" o:hr="t" fillcolor="#a0a0a0" stroked="f">
             <v:textbox inset="5.85pt,.7pt,5.85pt,.7pt"/>
           </v:rect>
         </w:pict>
@@ -1630,6 +1630,639 @@
       </w:r>
     </w:p>
     <w:p/>
+    <w:p/>
+    <w:p>
+      <w:r>
+        <w:t>ジェイミー・ダイモン氏は、DatabricksのイベントでJPMorgan Chaseのテクノロジー、AI戦略、経済見通し、リーダーシップに関する自身の見解を述べました。</w:t>
+      </w:r>
+    </w:p>
+    <w:p>
+      <w:r>
+        <w:t>主な発言内容は以下の通りです。</w:t>
+      </w:r>
+    </w:p>
+    <w:p>
+      <w:pPr>
+        <w:numPr>
+          <w:ilvl w:val="0"/>
+          <w:numId w:val="6"/>
+        </w:numPr>
+      </w:pPr>
+      <w:r>
+        <w:rPr>
+          <w:b/>
+          <w:bCs/>
+        </w:rPr>
+        <w:t>JPMorgan ChaseのテクノロジーとAIへの投資</w:t>
+      </w:r>
+      <w:r>
+        <w:t>:</w:t>
+      </w:r>
+    </w:p>
+    <w:p>
+      <w:pPr>
+        <w:numPr>
+          <w:ilvl w:val="1"/>
+          <w:numId w:val="6"/>
+        </w:numPr>
+      </w:pPr>
+      <w:r>
+        <w:t>JPMorgan Chaseは年間</w:t>
+      </w:r>
+      <w:r>
+        <w:rPr>
+          <w:b/>
+          <w:bCs/>
+        </w:rPr>
+        <w:t>180億ドル</w:t>
+      </w:r>
+      <w:r>
+        <w:t>をテクノロジーに投じており、世界中で30～40のデータセンターを運営し、55,000人のプログラマーを擁しています。</w:t>
+      </w:r>
+    </w:p>
+    <w:p>
+      <w:pPr>
+        <w:numPr>
+          <w:ilvl w:val="1"/>
+          <w:numId w:val="6"/>
+        </w:numPr>
+      </w:pPr>
+      <w:r>
+        <w:t>2012年にPalantirを初めて使用して以来AIに多額の投資を行い、現在はAIに年間</w:t>
+      </w:r>
+      <w:r>
+        <w:rPr>
+          <w:b/>
+          <w:bCs/>
+        </w:rPr>
+        <w:t>約20億ドル</w:t>
+      </w:r>
+      <w:r>
+        <w:t>を費やしています。</w:t>
+      </w:r>
+    </w:p>
+    <w:p>
+      <w:pPr>
+        <w:numPr>
+          <w:ilvl w:val="1"/>
+          <w:numId w:val="6"/>
+        </w:numPr>
+      </w:pPr>
+      <w:r>
+        <w:t>AI/データ部門をテクノロジー部門から分離し、経営陣の直轄とすることで、組織全体でのAI導入を加速しています。これは、AIを加速させるための推奨されるアプローチだと述べています。</w:t>
+      </w:r>
+    </w:p>
+    <w:p>
+      <w:pPr>
+        <w:numPr>
+          <w:ilvl w:val="1"/>
+          <w:numId w:val="6"/>
+        </w:numPr>
+      </w:pPr>
+      <w:r>
+        <w:t>現在、約</w:t>
+      </w:r>
+      <w:r>
+        <w:rPr>
+          <w:b/>
+          <w:bCs/>
+        </w:rPr>
+        <w:t>600件のAIユースケース</w:t>
+      </w:r>
+      <w:r>
+        <w:t>が実運用されており、この数は今後倍増または3倍になる可能性があると予測しています。</w:t>
+      </w:r>
+    </w:p>
+    <w:p>
+      <w:pPr>
+        <w:numPr>
+          <w:ilvl w:val="1"/>
+          <w:numId w:val="6"/>
+        </w:numPr>
+      </w:pPr>
+      <w:r>
+        <w:rPr>
+          <w:b/>
+          <w:bCs/>
+        </w:rPr>
+        <w:t>20万人</w:t>
+      </w:r>
+      <w:r>
+        <w:t>もの従業員が自社の内部データ（Webデータよりも膨大で、顧客の行動に特化したデータ）に対して大規模言語モデル（LLMs）を使用してい</w:t>
+      </w:r>
+      <w:r>
+        <w:lastRenderedPageBreak/>
+        <w:t>ます。</w:t>
+      </w:r>
+    </w:p>
+    <w:p>
+      <w:pPr>
+        <w:numPr>
+          <w:ilvl w:val="0"/>
+          <w:numId w:val="6"/>
+        </w:numPr>
+      </w:pPr>
+      <w:r>
+        <w:rPr>
+          <w:b/>
+          <w:bCs/>
+        </w:rPr>
+        <w:t>AIとデータ</w:t>
+      </w:r>
+      <w:r>
+        <w:t>:</w:t>
+      </w:r>
+    </w:p>
+    <w:p>
+      <w:pPr>
+        <w:numPr>
+          <w:ilvl w:val="1"/>
+          <w:numId w:val="6"/>
+        </w:numPr>
+      </w:pPr>
+      <w:r>
+        <w:t>AI導入における最も困難な部分は、機械学習や生成AIそのものではなく、</w:t>
+      </w:r>
+      <w:r>
+        <w:rPr>
+          <w:b/>
+          <w:bCs/>
+        </w:rPr>
+        <w:t>データ</w:t>
+      </w:r>
+      <w:r>
+        <w:t>です。合併によって異なる形式のデータが混在しているため、データを活用可能な形式にすることが重要だと強調しています。</w:t>
+      </w:r>
+    </w:p>
+    <w:p>
+      <w:pPr>
+        <w:numPr>
+          <w:ilvl w:val="0"/>
+          <w:numId w:val="6"/>
+        </w:numPr>
+      </w:pPr>
+      <w:r>
+        <w:rPr>
+          <w:b/>
+          <w:bCs/>
+        </w:rPr>
+        <w:t>テクノロジーの変革とAIのペース</w:t>
+      </w:r>
+      <w:r>
+        <w:t>:</w:t>
+      </w:r>
+    </w:p>
+    <w:p>
+      <w:pPr>
+        <w:numPr>
+          <w:ilvl w:val="1"/>
+          <w:numId w:val="6"/>
+        </w:numPr>
+      </w:pPr>
+      <w:r>
+        <w:t>テクノロジーは常に人類を変革してきたと指摘し、AIの進化は過去のどの技術革新よりも</w:t>
+      </w:r>
+      <w:r>
+        <w:rPr>
+          <w:b/>
+          <w:bCs/>
+        </w:rPr>
+        <w:t>速く、より即時的である</w:t>
+      </w:r>
+      <w:r>
+        <w:t>と述べています。</w:t>
+      </w:r>
+    </w:p>
+    <w:p>
+      <w:pPr>
+        <w:numPr>
+          <w:ilvl w:val="1"/>
+          <w:numId w:val="6"/>
+        </w:numPr>
+      </w:pPr>
+      <w:r>
+        <w:t>「</w:t>
+      </w:r>
+      <w:r>
+        <w:rPr>
+          <w:b/>
+          <w:bCs/>
+        </w:rPr>
+        <w:t>議論に時間を費やすな。大規模言語モデルが必要か小さいモデルが必要かなどと話すな...ただ使いこなせばいい</w:t>
+      </w:r>
+      <w:r>
+        <w:t>」と述べ、企業がAIを導入しない場合、取り残されるだろうと警告しています。</w:t>
+      </w:r>
+    </w:p>
+    <w:p>
+      <w:pPr>
+        <w:numPr>
+          <w:ilvl w:val="1"/>
+          <w:numId w:val="6"/>
+        </w:numPr>
+      </w:pPr>
+      <w:r>
+        <w:t>JPMorgan Chaseでは、株のヘッジなど、1秒間に6,000回の送金を行う超低遅延のタスクにもAIを使用しています。</w:t>
+      </w:r>
+    </w:p>
+    <w:p>
+      <w:pPr>
+        <w:numPr>
+          <w:ilvl w:val="0"/>
+          <w:numId w:val="6"/>
+        </w:numPr>
+      </w:pPr>
+      <w:r>
+        <w:rPr>
+          <w:b/>
+          <w:bCs/>
+        </w:rPr>
+        <w:t>AIと雇用</w:t>
+      </w:r>
+      <w:r>
+        <w:t>:</w:t>
+      </w:r>
+    </w:p>
+    <w:p>
+      <w:pPr>
+        <w:numPr>
+          <w:ilvl w:val="1"/>
+          <w:numId w:val="6"/>
+        </w:numPr>
+      </w:pPr>
+      <w:r>
+        <w:t>AIは雇用を減らし、仕事を楽にする一方で、オペレーションセンターやコールセンターにおける離職率（15〜20%）を活用して、人員を再訓練・再配置できると見ています。</w:t>
+      </w:r>
+    </w:p>
+    <w:p>
+      <w:pPr>
+        <w:numPr>
+          <w:ilvl w:val="0"/>
+          <w:numId w:val="6"/>
+        </w:numPr>
+      </w:pPr>
+      <w:r>
+        <w:rPr>
+          <w:b/>
+          <w:bCs/>
+        </w:rPr>
+        <w:t>サイバーセキュリティの重要性</w:t>
+      </w:r>
+      <w:r>
+        <w:t>:</w:t>
+      </w:r>
+    </w:p>
+    <w:p>
+      <w:pPr>
+        <w:numPr>
+          <w:ilvl w:val="1"/>
+          <w:numId w:val="6"/>
+        </w:numPr>
+      </w:pPr>
+      <w:r>
+        <w:t>サイバーセキュリティはJPMorgan Chase社内で「</w:t>
+      </w:r>
+      <w:r>
+        <w:rPr>
+          <w:b/>
+          <w:bCs/>
+        </w:rPr>
+        <w:t>警察国家</w:t>
+      </w:r>
+      <w:r>
+        <w:t>」のような厳格な管理下にあり、パスコード、システムアクセス、ネットワーク利用に関する厳しい規則が適用されています。</w:t>
+      </w:r>
+    </w:p>
+    <w:p>
+      <w:pPr>
+        <w:numPr>
+          <w:ilvl w:val="1"/>
+          <w:numId w:val="6"/>
+        </w:numPr>
+      </w:pPr>
+      <w:r>
+        <w:t>彼らは顧客データを販売することは</w:t>
+      </w:r>
+      <w:r>
+        <w:rPr>
+          <w:b/>
+          <w:bCs/>
+        </w:rPr>
+        <w:t>なく</w:t>
+      </w:r>
+      <w:r>
+        <w:t>、暗号化やウォーターマークなど多様な方法で保護しています。</w:t>
+      </w:r>
+    </w:p>
+    <w:p>
+      <w:pPr>
+        <w:numPr>
+          <w:ilvl w:val="1"/>
+          <w:numId w:val="6"/>
+        </w:numPr>
+      </w:pPr>
+      <w:r>
+        <w:t>AIエージェントが悪意のあるアクターによって主要企業への侵入に利用されていることに</w:t>
+      </w:r>
+      <w:r>
+        <w:rPr>
+          <w:b/>
+          <w:bCs/>
+        </w:rPr>
+        <w:t>強い懸念</w:t>
+      </w:r>
+      <w:r>
+        <w:t>を示しており、これに対抗するためにAIを活用していると述べています。</w:t>
+      </w:r>
+    </w:p>
+    <w:p>
+      <w:pPr>
+        <w:numPr>
+          <w:ilvl w:val="1"/>
+          <w:numId w:val="6"/>
+        </w:numPr>
+      </w:pPr>
+      <w:r>
+        <w:t>同社は世界中の600の取引所と60カ国の中央銀行の送金システムに接続していますが、その多くがJPMorgan Chaseと同レベルのセキュリティ保護を受けていないことに触れています。</w:t>
+      </w:r>
+    </w:p>
+    <w:p>
+      <w:pPr>
+        <w:numPr>
+          <w:ilvl w:val="0"/>
+          <w:numId w:val="6"/>
+        </w:numPr>
+      </w:pPr>
+      <w:r>
+        <w:rPr>
+          <w:b/>
+          <w:bCs/>
+        </w:rPr>
+        <w:t>米国のテクノロジーリーダーシップ</w:t>
+      </w:r>
+      <w:r>
+        <w:t>:</w:t>
+      </w:r>
+    </w:p>
+    <w:p>
+      <w:pPr>
+        <w:numPr>
+          <w:ilvl w:val="1"/>
+          <w:numId w:val="6"/>
+        </w:numPr>
+      </w:pPr>
+      <w:r>
+        <w:t>米国の軍事的リーダーシップは「自由で民主的な世界の未来の健全性にとって極めて重要である」と強調しています。</w:t>
+      </w:r>
+    </w:p>
+    <w:p>
+      <w:pPr>
+        <w:numPr>
+          <w:ilvl w:val="1"/>
+          <w:numId w:val="6"/>
+        </w:numPr>
+      </w:pPr>
+      <w:r>
+        <w:t>米軍が20年契約に依存するのではなく、ドローンなどの新技術を迅速に導入する必要があると訴え、国防強化のための提言も行っています。</w:t>
+      </w:r>
+    </w:p>
+    <w:p>
+      <w:pPr>
+        <w:numPr>
+          <w:ilvl w:val="0"/>
+          <w:numId w:val="6"/>
+        </w:numPr>
+      </w:pPr>
+      <w:r>
+        <w:rPr>
+          <w:b/>
+          <w:bCs/>
+        </w:rPr>
+        <w:t>経済および地政学的見通し</w:t>
+      </w:r>
+      <w:r>
+        <w:t>:</w:t>
+      </w:r>
+    </w:p>
+    <w:p>
+      <w:pPr>
+        <w:numPr>
+          <w:ilvl w:val="1"/>
+          <w:numId w:val="6"/>
+        </w:numPr>
+      </w:pPr>
+      <w:r>
+        <w:t>現在の世界経済は「自己満足的」な状態にあると見ており、ウクライナ紛争、</w:t>
+      </w:r>
+      <w:r>
+        <w:lastRenderedPageBreak/>
+        <w:t>中東情勢、大規模な財政赤字、政府債務の増加、貿易摩擦など、「プレートが動いている」多くの未知の不確実性が存在すると警告しています。</w:t>
+      </w:r>
+    </w:p>
+    <w:p>
+      <w:pPr>
+        <w:numPr>
+          <w:ilvl w:val="1"/>
+          <w:numId w:val="6"/>
+        </w:numPr>
+      </w:pPr>
+      <w:r>
+        <w:t>AIはいずれはデフレ要因となると信じていますが、電力、土地、インフラなどのコストが上昇しているため、まだその段階にはないと述べています。</w:t>
+      </w:r>
+    </w:p>
+    <w:p>
+      <w:pPr>
+        <w:numPr>
+          <w:ilvl w:val="0"/>
+          <w:numId w:val="6"/>
+        </w:numPr>
+      </w:pPr>
+      <w:r>
+        <w:rPr>
+          <w:b/>
+          <w:bCs/>
+        </w:rPr>
+        <w:t>金融システムの安定性と銀行破綻</w:t>
+      </w:r>
+      <w:r>
+        <w:t>:</w:t>
+      </w:r>
+    </w:p>
+    <w:p>
+      <w:pPr>
+        <w:numPr>
+          <w:ilvl w:val="1"/>
+          <w:numId w:val="6"/>
+        </w:numPr>
+      </w:pPr>
+      <w:r>
+        <w:t>米国の金融システムは「極めて堅固」であるものの、シリコンバレー銀行（SVB）やファースト・リパブリック銀行の破綻は、彼らの「無責任な」金利リスク管理によるものだと指摘しています。</w:t>
+      </w:r>
+    </w:p>
+    <w:p>
+      <w:pPr>
+        <w:numPr>
+          <w:ilvl w:val="1"/>
+          <w:numId w:val="6"/>
+        </w:numPr>
+      </w:pPr>
+      <w:r>
+        <w:t>JPMorgan Chaseはファースト・リパブリック銀行を買収し、2日以内に金利リスクをヘッジしました。</w:t>
+      </w:r>
+    </w:p>
+    <w:p>
+      <w:pPr>
+        <w:numPr>
+          <w:ilvl w:val="1"/>
+          <w:numId w:val="6"/>
+        </w:numPr>
+      </w:pPr>
+      <w:r>
+        <w:t>彼らは年1回の連邦準備制度理事会のストレステストに加え、</w:t>
+      </w:r>
+      <w:r>
+        <w:rPr>
+          <w:b/>
+          <w:bCs/>
+        </w:rPr>
+        <w:t>週に100回</w:t>
+      </w:r>
+      <w:r>
+        <w:t>のストレステストを実施し、高い金利環境にも耐えうると述べています。</w:t>
+      </w:r>
+    </w:p>
+    <w:p>
+      <w:pPr>
+        <w:numPr>
+          <w:ilvl w:val="1"/>
+          <w:numId w:val="6"/>
+        </w:numPr>
+      </w:pPr>
+      <w:r>
+        <w:t>上場企業数が過去30年間で半減したことを懸念し、スウェーデンを例に、中小企業がより容易に上場できるような制度改正を提唱しています。</w:t>
+      </w:r>
+    </w:p>
+    <w:p>
+      <w:pPr>
+        <w:numPr>
+          <w:ilvl w:val="0"/>
+          <w:numId w:val="6"/>
+        </w:numPr>
+      </w:pPr>
+      <w:r>
+        <w:rPr>
+          <w:b/>
+          <w:bCs/>
+        </w:rPr>
+        <w:t>リーダーシップのアドバイス</w:t>
+      </w:r>
+      <w:r>
+        <w:t>:</w:t>
+      </w:r>
+    </w:p>
+    <w:p>
+      <w:pPr>
+        <w:numPr>
+          <w:ilvl w:val="1"/>
+          <w:numId w:val="6"/>
+        </w:numPr>
+      </w:pPr>
+      <w:r>
+        <w:t>「</w:t>
+      </w:r>
+      <w:r>
+        <w:rPr>
+          <w:b/>
+          <w:bCs/>
+        </w:rPr>
+        <w:t>常に正直な評価</w:t>
+      </w:r>
+      <w:r>
+        <w:t>」を行い、P&amp;Lから顧客フィードバックまであらゆる側面を詳細に分析することの重要性を強調しています。</w:t>
+      </w:r>
+    </w:p>
+    <w:p>
+      <w:pPr>
+        <w:numPr>
+          <w:ilvl w:val="1"/>
+          <w:numId w:val="6"/>
+        </w:numPr>
+      </w:pPr>
+      <w:r>
+        <w:t>マネジメントチームは学び続ける姿勢が不可欠であり、シリコンバレーなどのイノベーションの中心地に足を運ぶべきだと述べています。</w:t>
+      </w:r>
+    </w:p>
+    <w:p>
+      <w:pPr>
+        <w:numPr>
+          <w:ilvl w:val="1"/>
+          <w:numId w:val="6"/>
+        </w:numPr>
+      </w:pPr>
+      <w:r>
+        <w:t>「</w:t>
+      </w:r>
+      <w:r>
+        <w:rPr>
+          <w:b/>
+          <w:bCs/>
+        </w:rPr>
+        <w:t>心と人間性</w:t>
+      </w:r>
+      <w:r>
+        <w:t>」を持ち、部下を信頼し尊重する環境を作り出すべきであり、「クソ野郎はクビにしろ」とまで言い切っています。</w:t>
+      </w:r>
+    </w:p>
+    <w:p>
+      <w:pPr>
+        <w:numPr>
+          <w:ilvl w:val="1"/>
+          <w:numId w:val="6"/>
+        </w:numPr>
+      </w:pPr>
+      <w:r>
+        <w:t>困難な問題に対しては「</w:t>
+      </w:r>
+      <w:r>
+        <w:rPr>
+          <w:b/>
+          <w:bCs/>
+        </w:rPr>
+        <w:t>粘り強さ</w:t>
+      </w:r>
+      <w:r>
+        <w:t>」が不可欠であり、何度も繰り返し取り組むことで解決策が見つかると信じています。</w:t>
+      </w:r>
+    </w:p>
+    <w:p>
+      <w:pPr>
+        <w:numPr>
+          <w:ilvl w:val="1"/>
+          <w:numId w:val="6"/>
+        </w:numPr>
+      </w:pPr>
+      <w:r>
+        <w:t>「オフィス回帰」については、在宅勤務での「ハリウッドスクエア形式の会議」では、人々が携帯電話に気を取られ、真剣な会話が難しいという自身の正直な経験を共有しています。</w:t>
+      </w:r>
+    </w:p>
+    <w:p>
+      <w:pPr>
+        <w:numPr>
+          <w:ilvl w:val="1"/>
+          <w:numId w:val="6"/>
+        </w:numPr>
+      </w:pPr>
+      <w:r>
+        <w:t>リーダーは「引退したかのように振る舞う」べきではなく、トップアスリートのように「規律と努力」をもって常に全力を尽くすべきだと語っています。</w:t>
+      </w:r>
+    </w:p>
+    <w:p>
+      <w:pPr>
+        <w:rPr>
+          <w:rFonts w:hint="eastAsia"/>
+        </w:rPr>
+      </w:pPr>
+    </w:p>
     <w:sectPr>
       <w:pgSz w:w="11906" w:h="16838"/>
       <w:pgMar w:top="1985" w:right="1701" w:bottom="1701" w:left="1701" w:header="851" w:footer="992" w:gutter="0"/>
@@ -2090,6 +2723,155 @@
     </w:lvl>
   </w:abstractNum>
   <w:abstractNum w:abstractNumId="3" w15:restartNumberingAfterBreak="0">
+    <w:nsid w:val="504647F4"/>
+    <w:multiLevelType w:val="multilevel"/>
+    <w:tmpl w:val="3364EEA4"/>
+    <w:lvl w:ilvl="0">
+      <w:start w:val="1"/>
+      <w:numFmt w:val="bullet"/>
+      <w:lvlText w:val=""/>
+      <w:lvlJc w:val="left"/>
+      <w:pPr>
+        <w:tabs>
+          <w:tab w:val="num" w:pos="720"/>
+        </w:tabs>
+        <w:ind w:left="720" w:hanging="360"/>
+      </w:pPr>
+      <w:rPr>
+        <w:rFonts w:ascii="Symbol" w:hAnsi="Symbol" w:hint="default"/>
+        <w:sz w:val="20"/>
+      </w:rPr>
+    </w:lvl>
+    <w:lvl w:ilvl="1">
+      <w:start w:val="1"/>
+      <w:numFmt w:val="bullet"/>
+      <w:lvlText w:val="o"/>
+      <w:lvlJc w:val="left"/>
+      <w:pPr>
+        <w:tabs>
+          <w:tab w:val="num" w:pos="1440"/>
+        </w:tabs>
+        <w:ind w:left="1440" w:hanging="360"/>
+      </w:pPr>
+      <w:rPr>
+        <w:rFonts w:ascii="Courier New" w:hAnsi="Courier New" w:hint="default"/>
+        <w:sz w:val="20"/>
+      </w:rPr>
+    </w:lvl>
+    <w:lvl w:ilvl="2" w:tentative="1">
+      <w:start w:val="1"/>
+      <w:numFmt w:val="bullet"/>
+      <w:lvlText w:val=""/>
+      <w:lvlJc w:val="left"/>
+      <w:pPr>
+        <w:tabs>
+          <w:tab w:val="num" w:pos="2160"/>
+        </w:tabs>
+        <w:ind w:left="2160" w:hanging="360"/>
+      </w:pPr>
+      <w:rPr>
+        <w:rFonts w:ascii="Wingdings" w:hAnsi="Wingdings" w:hint="default"/>
+        <w:sz w:val="20"/>
+      </w:rPr>
+    </w:lvl>
+    <w:lvl w:ilvl="3" w:tentative="1">
+      <w:start w:val="1"/>
+      <w:numFmt w:val="bullet"/>
+      <w:lvlText w:val=""/>
+      <w:lvlJc w:val="left"/>
+      <w:pPr>
+        <w:tabs>
+          <w:tab w:val="num" w:pos="2880"/>
+        </w:tabs>
+        <w:ind w:left="2880" w:hanging="360"/>
+      </w:pPr>
+      <w:rPr>
+        <w:rFonts w:ascii="Wingdings" w:hAnsi="Wingdings" w:hint="default"/>
+        <w:sz w:val="20"/>
+      </w:rPr>
+    </w:lvl>
+    <w:lvl w:ilvl="4" w:tentative="1">
+      <w:start w:val="1"/>
+      <w:numFmt w:val="bullet"/>
+      <w:lvlText w:val=""/>
+      <w:lvlJc w:val="left"/>
+      <w:pPr>
+        <w:tabs>
+          <w:tab w:val="num" w:pos="3600"/>
+        </w:tabs>
+        <w:ind w:left="3600" w:hanging="360"/>
+      </w:pPr>
+      <w:rPr>
+        <w:rFonts w:ascii="Wingdings" w:hAnsi="Wingdings" w:hint="default"/>
+        <w:sz w:val="20"/>
+      </w:rPr>
+    </w:lvl>
+    <w:lvl w:ilvl="5" w:tentative="1">
+      <w:start w:val="1"/>
+      <w:numFmt w:val="bullet"/>
+      <w:lvlText w:val=""/>
+      <w:lvlJc w:val="left"/>
+      <w:pPr>
+        <w:tabs>
+          <w:tab w:val="num" w:pos="4320"/>
+        </w:tabs>
+        <w:ind w:left="4320" w:hanging="360"/>
+      </w:pPr>
+      <w:rPr>
+        <w:rFonts w:ascii="Wingdings" w:hAnsi="Wingdings" w:hint="default"/>
+        <w:sz w:val="20"/>
+      </w:rPr>
+    </w:lvl>
+    <w:lvl w:ilvl="6" w:tentative="1">
+      <w:start w:val="1"/>
+      <w:numFmt w:val="bullet"/>
+      <w:lvlText w:val=""/>
+      <w:lvlJc w:val="left"/>
+      <w:pPr>
+        <w:tabs>
+          <w:tab w:val="num" w:pos="5040"/>
+        </w:tabs>
+        <w:ind w:left="5040" w:hanging="360"/>
+      </w:pPr>
+      <w:rPr>
+        <w:rFonts w:ascii="Wingdings" w:hAnsi="Wingdings" w:hint="default"/>
+        <w:sz w:val="20"/>
+      </w:rPr>
+    </w:lvl>
+    <w:lvl w:ilvl="7" w:tentative="1">
+      <w:start w:val="1"/>
+      <w:numFmt w:val="bullet"/>
+      <w:lvlText w:val=""/>
+      <w:lvlJc w:val="left"/>
+      <w:pPr>
+        <w:tabs>
+          <w:tab w:val="num" w:pos="5760"/>
+        </w:tabs>
+        <w:ind w:left="5760" w:hanging="360"/>
+      </w:pPr>
+      <w:rPr>
+        <w:rFonts w:ascii="Wingdings" w:hAnsi="Wingdings" w:hint="default"/>
+        <w:sz w:val="20"/>
+      </w:rPr>
+    </w:lvl>
+    <w:lvl w:ilvl="8" w:tentative="1">
+      <w:start w:val="1"/>
+      <w:numFmt w:val="bullet"/>
+      <w:lvlText w:val=""/>
+      <w:lvlJc w:val="left"/>
+      <w:pPr>
+        <w:tabs>
+          <w:tab w:val="num" w:pos="6480"/>
+        </w:tabs>
+        <w:ind w:left="6480" w:hanging="360"/>
+      </w:pPr>
+      <w:rPr>
+        <w:rFonts w:ascii="Wingdings" w:hAnsi="Wingdings" w:hint="default"/>
+        <w:sz w:val="20"/>
+      </w:rPr>
+    </w:lvl>
+  </w:abstractNum>
+  <w:abstractNum w:abstractNumId="4" w15:restartNumberingAfterBreak="0">
     <w:nsid w:val="52A95407"/>
     <w:multiLevelType w:val="multilevel"/>
     <w:tmpl w:val="B70A837C"/>
@@ -2238,7 +3020,7 @@
       </w:rPr>
     </w:lvl>
   </w:abstractNum>
-  <w:abstractNum w:abstractNumId="4" w15:restartNumberingAfterBreak="0">
+  <w:abstractNum w:abstractNumId="5" w15:restartNumberingAfterBreak="0">
     <w:nsid w:val="5404712A"/>
     <w:multiLevelType w:val="multilevel"/>
     <w:tmpl w:val="73526E0E"/>
@@ -2394,12 +3176,15 @@
     <w:abstractNumId w:val="0"/>
   </w:num>
   <w:num w:numId="3" w16cid:durableId="1421100603">
-    <w:abstractNumId w:val="4"/>
+    <w:abstractNumId w:val="5"/>
   </w:num>
   <w:num w:numId="4" w16cid:durableId="24403836">
     <w:abstractNumId w:val="2"/>
   </w:num>
   <w:num w:numId="5" w16cid:durableId="1154637471">
+    <w:abstractNumId w:val="4"/>
+  </w:num>
+  <w:num w:numId="6" w16cid:durableId="1433013382">
     <w:abstractNumId w:val="3"/>
   </w:num>
 </w:numbering>
